--- a/demo-output/moonshot-marmalade-p0.docx
+++ b/demo-output/moonshot-marmalade-p0.docx
@@ -30,6 +30,21 @@
     <w:p>
       <w:pPr>
         <w:spacing w:line="216" w:lineRule="auto"/>
+      </w:pPr>
+      <w:r>
+        <w:rPr>
+          <w:rFonts w:ascii="Times New Roman" w:eastAsia="Times New Roman" w:hAnsi="Times New Roman" w:cs="Times New Roman"/>
+          <w:b/>
+          <w:bCs/>
+          <w:sz w:val="22"/>
+          <w:szCs w:val="22"/>
+        </w:rPr>
+        <w:t xml:space="preserve">DEMONSTRATION DOCUMENT — NOT REPRESENTED AS LEGAL ADVICE OR A COMMERCIAL REMEDY</w:t>
+      </w:r>
+    </w:p>
+    <w:p>
+      <w:pPr>
+        <w:spacing w:line="216" w:lineRule="auto"/>
         <w:jc w:val="both"/>
         <w:rPr>
           <w:rFonts w:ascii="Times New Roman" w:eastAsia="Times New Roman" w:hAnsi="Times New Roman" w:cs="Times New Roman"/>
@@ -70,7 +85,7 @@
           <w:sz w:val="22"/>
           <w:szCs w:val="22"/>
         </w:rPr>
-        <w:t xml:space="preserve">THIS AGREEMENT is made by and between Moonshot Marmalade Industries, LLC (hereinafter "Owner") and Basil Quince (hereinafter "Contractor").</w:t>
+        <w:t xml:space="preserve">THIS AGREEMENT is made by and between Moonshot Marmalade Industries, LLC (hereinafter "Owner") and Peregrine Picklesworth (hereinafter "Contractor").</w:t>
       </w:r>
     </w:p>
     <w:p>
@@ -242,12 +257,6 @@
             <w:r>
               <w:t xml:space="preserve">Develop and document a regional wholesale distribution plan for Moonshot Marmalade products</w:t>
             </w:r>
-            <w:r>
-              <w:br/>
-            </w:r>
-            <w:r>
-              <w:t xml:space="preserve">Compensation structure: Fixed fee.</w:t>
-            </w:r>
           </w:p>
           <w:p>
             <w:pPr>
@@ -293,38 +302,15 @@
     </w:p>
     <w:p>
       <w:pPr>
-        <w:numPr>
-          <w:ilvl w:val="0"/>
-          <w:numId w:val="3"/>
-        </w:numPr>
-        <w:tabs>
-          <w:tab w:val="left" w:pos="0"/>
-        </w:tabs>
-        <w:spacing w:line="216" w:lineRule="auto"/>
-        <w:ind w:left="0" w:firstLine="720"/>
-        <w:jc w:val="both"/>
-      </w:pPr>
-      <w:r>
-        <w:rPr>
-          <w:rFonts w:ascii="Times New Roman" w:eastAsia="Times New Roman" w:hAnsi="Times New Roman" w:cs="Times New Roman"/>
-          <w:b/>
-          <w:bCs/>
-          <w:i/>
-          <w:iCs/>
-          <w:color w:val="000000"/>
-          <w:sz w:val="22"/>
-          <w:szCs w:val="22"/>
-        </w:rPr>
-        <w:t>EXPENSES AND COMPENSATION</w:t>
-      </w:r>
-      <w:r>
-        <w:rPr>
-          <w:rFonts w:ascii="Times New Roman" w:eastAsia="Times New Roman" w:hAnsi="Times New Roman" w:cs="Times New Roman"/>
-          <w:color w:val="000000"/>
-          <w:sz w:val="22"/>
-          <w:szCs w:val="22"/>
-        </w:rPr>
-        <w:t xml:space="preserve"> - Owner's obligation to Contractor is to provide the compensation structure expressly confirmed in the Scope of Agreement.  Owner shall have no additional or further obligation to pay or reimburse Contractor for expenses of overhead, insurance, taxes, vehicle use or otherwise, except as the parties may agree by written agreement signed by both parties.</w:t>
+        <w:spacing w:line="216" w:lineRule="auto"/>
+      </w:pPr>
+      <w:r>
+        <w:rPr>
+          <w:rFonts w:ascii="Times New Roman" w:eastAsia="Times New Roman" w:hAnsi="Times New Roman" w:cs="Times New Roman"/>
+          <w:sz w:val="22"/>
+          <w:szCs w:val="22"/>
+        </w:rPr>
+        <w:t xml:space="preserve">EXPENSES AND COMPENSATION - Owner's obligation to Contractor is to pay the fixed-fee compensation expressly confirmed by the parties. Owner shall have no additional or further obligation to pay or reimburse Contractor for expenses of overhead, insurance, taxes, vehicle use or otherwise, except as the parties may agree by written agreement signed by both parties.</w:t>
       </w:r>
     </w:p>
     <w:p>
@@ -1659,7 +1645,7 @@
                 <w:sz w:val="22"/>
                 <w:szCs w:val="22"/>
               </w:rPr>
-              <w:t xml:space="preserve">7 Pectin Place</w:t>
+              <w:t xml:space="preserve">7 Preserves Place</w:t>
             </w:r>
           </w:p>
           <w:p>
@@ -2258,11 +2244,13 @@
                 <w:sz w:val="22"/>
                 <w:szCs w:val="22"/>
               </w:rPr>
-              <w:t xml:space="preserve">Penelope Fizzlebottom</w:t>
+              <w:t xml:space="preserve">Name: Petunia Picklesworth</w:t>
             </w:r>
-            <w:r>
-              <w:br/>
-            </w:r>
+          </w:p>
+          <w:p>
+            <w:pPr>
+              <w:spacing w:line="216" w:lineRule="auto"/>
+            </w:pPr>
             <w:r>
               <w:rPr>
                 <w:rFonts w:ascii="Times New Roman" w:eastAsia="Times New Roman" w:hAnsi="Times New Roman" w:cs="Times New Roman"/>
@@ -2297,7 +2285,7 @@
                 <w:sz w:val="22"/>
                 <w:szCs w:val="22"/>
               </w:rPr>
-              <w:t xml:space="preserve">CONTRACTOR: Basil Quince</w:t>
+              <w:t xml:space="preserve">CONTRACTOR: Peregrine Picklesworth</w:t>
             </w:r>
           </w:p>
           <w:p>
@@ -2323,7 +2311,20 @@
                 <w:sz w:val="22"/>
                 <w:szCs w:val="22"/>
               </w:rPr>
-              <w:t xml:space="preserve">Basil Quince</w:t>
+              <w:t xml:space="preserve">Name: Peregrine Picklesworth</w:t>
+            </w:r>
+          </w:p>
+          <w:p>
+            <w:pPr>
+              <w:spacing w:line="216" w:lineRule="auto"/>
+            </w:pPr>
+            <w:r>
+              <w:rPr>
+                <w:rFonts w:ascii="Times New Roman" w:eastAsia="Times New Roman" w:hAnsi="Times New Roman" w:cs="Times New Roman"/>
+                <w:sz w:val="22"/>
+                <w:szCs w:val="22"/>
+              </w:rPr>
+              <w:t xml:space="preserve">Title/Capacity: Independent Contractor</w:t>
             </w:r>
           </w:p>
           <w:p>
